--- a/Documents/Project Artifacts Delivery.docx
+++ b/Documents/Project Artifacts Delivery.docx
@@ -61,7 +61,14 @@
         <w:t>NAME:</w:t>
       </w:r>
       <w:r>
-        <w:t xml:space="preserve">  ______________</w:t>
+        <w:t xml:space="preserve">  </w:t>
+      </w:r>
+      <w:r>
+        <w:rPr>
+          <w:b/>
+          <w:bCs/>
+        </w:rPr>
+        <w:t>______________</w:t>
       </w:r>
     </w:p>
     <w:p>
@@ -69,7 +76,14 @@
         <w:t>DATE:</w:t>
       </w:r>
       <w:r>
-        <w:t xml:space="preserve"> _______________</w:t>
+        <w:t xml:space="preserve"> </w:t>
+      </w:r>
+      <w:r>
+        <w:rPr>
+          <w:b/>
+          <w:bCs/>
+        </w:rPr>
+        <w:t>_______________</w:t>
       </w:r>
     </w:p>
     <w:p>
@@ -77,6 +91,10 @@
         <w:t xml:space="preserve">TEAM TITLE: </w:t>
       </w:r>
       <w:r>
+        <w:rPr>
+          <w:b/>
+          <w:bCs/>
+        </w:rPr>
         <w:t>Shattered Protocol</w:t>
       </w:r>
     </w:p>
@@ -85,7 +103,14 @@
         <w:t>ALL TEAM MEMBERS:</w:t>
       </w:r>
       <w:r>
-        <w:t xml:space="preserve"> Taylor Fox, Juhan Hong, Seth Welton</w:t>
+        <w:t xml:space="preserve"> </w:t>
+      </w:r>
+      <w:r>
+        <w:rPr>
+          <w:b/>
+          <w:bCs/>
+        </w:rPr>
+        <w:t>Taylor Fox, Juhan Hong, Seth Welton</w:t>
       </w:r>
     </w:p>
     <w:p/>
@@ -102,7 +127,14 @@
         <w:t>PROJECT CODE</w:t>
       </w:r>
       <w:r>
-        <w:t>: _____________</w:t>
+        <w:t xml:space="preserve">: </w:t>
+      </w:r>
+      <w:r>
+        <w:rPr>
+          <w:b/>
+          <w:bCs/>
+        </w:rPr>
+        <w:t>Taylor Fox</w:t>
       </w:r>
     </w:p>
     <w:p>
@@ -125,7 +157,14 @@
         <w:t>READ ME FILE</w:t>
       </w:r>
       <w:r>
-        <w:t>: _____________</w:t>
+        <w:t xml:space="preserve">: </w:t>
+      </w:r>
+      <w:r>
+        <w:rPr>
+          <w:b/>
+          <w:bCs/>
+        </w:rPr>
+        <w:t>Taylor Fox</w:t>
       </w:r>
     </w:p>
     <w:p>
@@ -142,7 +181,18 @@
         <w:t>DOCUMENTATION</w:t>
       </w:r>
       <w:r>
-        <w:t>: _____________</w:t>
+        <w:rPr>
+          <w:b/>
+          <w:bCs/>
+        </w:rPr>
+        <w:t xml:space="preserve">: </w:t>
+      </w:r>
+      <w:r>
+        <w:rPr>
+          <w:b/>
+          <w:bCs/>
+        </w:rPr>
+        <w:t>Seth Welton</w:t>
       </w:r>
     </w:p>
     <w:p>
@@ -153,7 +203,14 @@
         <w:t>PROJECT DEVELOPER DOCUMENTATION</w:t>
       </w:r>
       <w:r>
-        <w:t>: _____________</w:t>
+        <w:t xml:space="preserve">: </w:t>
+      </w:r>
+      <w:r>
+        <w:rPr>
+          <w:b/>
+          <w:bCs/>
+        </w:rPr>
+        <w:t>Juhan Hong</w:t>
       </w:r>
     </w:p>
     <w:p>
@@ -164,7 +221,14 @@
         <w:t>PROJECT LICENSE DOCUMENTATION</w:t>
       </w:r>
       <w:r>
-        <w:t>: _____________</w:t>
+        <w:t xml:space="preserve">: </w:t>
+      </w:r>
+      <w:r>
+        <w:rPr>
+          <w:b/>
+          <w:bCs/>
+        </w:rPr>
+        <w:t>Juhan Hong</w:t>
       </w:r>
     </w:p>
     <w:p>
@@ -194,18 +258,44 @@
         <w:t>OPEN-SOURCE OR PUBLICLY AVAILABLE DOCUMENTATION</w:t>
       </w:r>
       <w:r>
-        <w:t>: _____________</w:t>
+        <w:t xml:space="preserve">: </w:t>
+      </w:r>
+      <w:r>
+        <w:rPr>
+          <w:b/>
+          <w:bCs/>
+        </w:rPr>
+        <w:t>_____________</w:t>
       </w:r>
     </w:p>
     <w:p>
       <w:pPr>
         <w:ind w:left="720"/>
       </w:pPr>
+      <w:proofErr w:type="gramStart"/>
       <w:r>
         <w:t>SCHEDULE</w:t>
       </w:r>
       <w:r>
-        <w:t>: _____________</w:t>
+        <w:t xml:space="preserve">: </w:t>
+      </w:r>
+      <w:r>
+        <w:rPr>
+          <w:b/>
+          <w:bCs/>
+        </w:rPr>
+        <w:t>_</w:t>
+      </w:r>
+      <w:proofErr w:type="gramEnd"/>
+      <w:r>
+        <w:rPr>
+          <w:b/>
+          <w:bCs/>
+        </w:rPr>
+        <w:t>____________</w:t>
+      </w:r>
+      <w:r>
+        <w:t xml:space="preserve"> </w:t>
       </w:r>
     </w:p>
     <w:p>
@@ -219,7 +309,14 @@
         <w:t>:</w:t>
       </w:r>
       <w:r>
-        <w:t xml:space="preserve"> _____________</w:t>
+        <w:t xml:space="preserve"> </w:t>
+      </w:r>
+      <w:r>
+        <w:rPr>
+          <w:b/>
+          <w:bCs/>
+        </w:rPr>
+        <w:t>Taylor Fox</w:t>
       </w:r>
     </w:p>
     <w:p>
@@ -230,7 +327,14 @@
         <w:t>TEST PLANS</w:t>
       </w:r>
       <w:r>
-        <w:t>: _____________</w:t>
+        <w:t xml:space="preserve">: </w:t>
+      </w:r>
+      <w:r>
+        <w:rPr>
+          <w:b/>
+          <w:bCs/>
+        </w:rPr>
+        <w:t>Seth Welton</w:t>
       </w:r>
     </w:p>
     <w:p>
@@ -241,7 +345,14 @@
         <w:t>TEST REPORT</w:t>
       </w:r>
       <w:r>
-        <w:t>: _____________</w:t>
+        <w:t xml:space="preserve">: </w:t>
+      </w:r>
+      <w:r>
+        <w:rPr>
+          <w:b/>
+          <w:bCs/>
+        </w:rPr>
+        <w:t>Seth Welton</w:t>
       </w:r>
     </w:p>
     <w:p>
@@ -252,7 +363,14 @@
         <w:t>OTHER ITEMS</w:t>
       </w:r>
       <w:r>
-        <w:t>: _____________</w:t>
+        <w:t xml:space="preserve">: </w:t>
+      </w:r>
+      <w:r>
+        <w:rPr>
+          <w:b/>
+          <w:bCs/>
+        </w:rPr>
+        <w:t>_____________</w:t>
       </w:r>
       <w:r>
         <w:t xml:space="preserve"> </w:t>
@@ -263,7 +381,20 @@
         <w:t>Reminder, each team member must submit an Individual Report (2 pages)</w:t>
       </w:r>
       <w:r>
-        <w:t xml:space="preserve"> .pdf format.  Recommend getting Overleaf submitting .tex, .bib and .pdf formatted files for bonus.</w:t>
+        <w:t xml:space="preserve"> .pdf format.  Recommend getting Overleaf submitting .</w:t>
+      </w:r>
+      <w:proofErr w:type="spellStart"/>
+      <w:r>
+        <w:t>tex</w:t>
+      </w:r>
+      <w:proofErr w:type="spellEnd"/>
+      <w:proofErr w:type="gramStart"/>
+      <w:r>
+        <w:t>, .bib</w:t>
+      </w:r>
+      <w:proofErr w:type="gramEnd"/>
+      <w:r>
+        <w:t xml:space="preserve"> and .pdf formatted files for bonus.</w:t>
       </w:r>
     </w:p>
     <w:sectPr>

--- a/Documents/Project Artifacts Delivery.docx
+++ b/Documents/Project Artifacts Delivery.docx
@@ -159,12 +159,21 @@
       <w:r>
         <w:t xml:space="preserve">: </w:t>
       </w:r>
-      <w:r>
-        <w:rPr>
-          <w:b/>
-          <w:bCs/>
-        </w:rPr>
-        <w:t>Taylor Fox</w:t>
+      <w:proofErr w:type="spellStart"/>
+      <w:r>
+        <w:rPr>
+          <w:b/>
+          <w:bCs/>
+        </w:rPr>
+        <w:t>Juhan</w:t>
+      </w:r>
+      <w:proofErr w:type="spellEnd"/>
+      <w:r>
+        <w:rPr>
+          <w:b/>
+          <w:bCs/>
+        </w:rPr>
+        <w:t xml:space="preserve"> Hong</w:t>
       </w:r>
     </w:p>
     <w:p>
@@ -272,7 +281,6 @@
       <w:pPr>
         <w:ind w:left="720"/>
       </w:pPr>
-      <w:proofErr w:type="gramStart"/>
       <w:r>
         <w:t>SCHEDULE</w:t>
       </w:r>
@@ -284,18 +292,10 @@
           <w:b/>
           <w:bCs/>
         </w:rPr>
-        <w:t>_</w:t>
-      </w:r>
-      <w:proofErr w:type="gramEnd"/>
-      <w:r>
-        <w:rPr>
-          <w:b/>
-          <w:bCs/>
-        </w:rPr>
-        <w:t>____________</w:t>
-      </w:r>
-      <w:r>
-        <w:t xml:space="preserve"> </w:t>
+        <w:t xml:space="preserve">Taylor Fox </w:t>
+      </w:r>
+      <w:r>
+        <w:t>(Same document as Requirements Sheet)</w:t>
       </w:r>
     </w:p>
     <w:p>
@@ -340,12 +340,35 @@
     <w:p>
       <w:pPr>
         <w:ind w:left="720"/>
+        <w:rPr>
+          <w:b/>
+          <w:bCs/>
+        </w:rPr>
       </w:pPr>
       <w:r>
         <w:t>TEST REPORT</w:t>
       </w:r>
       <w:r>
         <w:t xml:space="preserve">: </w:t>
+      </w:r>
+      <w:r>
+        <w:rPr>
+          <w:b/>
+          <w:bCs/>
+        </w:rPr>
+        <w:t>Seth Welton</w:t>
+      </w:r>
+    </w:p>
+    <w:p>
+      <w:pPr>
+        <w:ind w:left="720"/>
+        <w:rPr>
+          <w:b/>
+          <w:bCs/>
+        </w:rPr>
+      </w:pPr>
+      <w:r>
+        <w:t xml:space="preserve">MAP/SCRIPT: </w:t>
       </w:r>
       <w:r>
         <w:rPr>

--- a/Documents/Project Artifacts Delivery.docx
+++ b/Documents/Project Artifacts Delivery.docx
@@ -400,7 +400,42 @@
       </w:r>
     </w:p>
     <w:p>
-      <w:r>
+      <w:pPr>
+        <w:ind w:left="720"/>
+        <w:rPr>
+          <w:color w:val="000000" w:themeColor="text1"/>
+        </w:rPr>
+      </w:pPr>
+      <w:r>
+        <w:rPr>
+          <w:color w:val="FF0000"/>
+        </w:rPr>
+        <w:t xml:space="preserve">NOTE: If any items are missing, please visit out GitHub at: </w:t>
+      </w:r>
+      <w:hyperlink r:id="rId4" w:history="1">
+        <w:r>
+          <w:rPr>
+            <w:rStyle w:val="Hyperlink"/>
+          </w:rPr>
+          <w:t>https://github.com/TKayaFox/Shattered-Protocols-Text-RP</w:t>
+        </w:r>
+        <w:r>
+          <w:rPr>
+            <w:rStyle w:val="Hyperlink"/>
+          </w:rPr>
+          <w:t>G</w:t>
+        </w:r>
+        <w:r>
+          <w:rPr>
+            <w:rStyle w:val="Hyperlink"/>
+          </w:rPr>
+          <w:t>/tree/Development</w:t>
+        </w:r>
+      </w:hyperlink>
+    </w:p>
+    <w:p>
+      <w:r>
+        <w:lastRenderedPageBreak/>
         <w:t>Reminder, each team member must submit an Individual Report (2 pages)</w:t>
       </w:r>
       <w:r>
@@ -1348,6 +1383,41 @@
       <w:spacing w:val="5"/>
     </w:rPr>
   </w:style>
+  <w:style w:type="character" w:styleId="Hyperlink">
+    <w:name w:val="Hyperlink"/>
+    <w:basedOn w:val="DefaultParagraphFont"/>
+    <w:uiPriority w:val="99"/>
+    <w:unhideWhenUsed/>
+    <w:rsid w:val="00DE0C45"/>
+    <w:rPr>
+      <w:color w:val="0000FF" w:themeColor="hyperlink"/>
+      <w:u w:val="single"/>
+    </w:rPr>
+  </w:style>
+  <w:style w:type="character" w:styleId="UnresolvedMention">
+    <w:name w:val="Unresolved Mention"/>
+    <w:basedOn w:val="DefaultParagraphFont"/>
+    <w:uiPriority w:val="99"/>
+    <w:semiHidden/>
+    <w:unhideWhenUsed/>
+    <w:rsid w:val="00DE0C45"/>
+    <w:rPr>
+      <w:color w:val="605E5C"/>
+      <w:shd w:val="clear" w:color="auto" w:fill="E1DFDD"/>
+    </w:rPr>
+  </w:style>
+  <w:style w:type="character" w:styleId="FollowedHyperlink">
+    <w:name w:val="FollowedHyperlink"/>
+    <w:basedOn w:val="DefaultParagraphFont"/>
+    <w:uiPriority w:val="99"/>
+    <w:semiHidden/>
+    <w:unhideWhenUsed/>
+    <w:rsid w:val="00DE0C45"/>
+    <w:rPr>
+      <w:color w:val="800080" w:themeColor="followedHyperlink"/>
+      <w:u w:val="single"/>
+    </w:rPr>
+  </w:style>
 </w:styles>
 </file>
 

--- a/Documents/Project Artifacts Delivery.docx
+++ b/Documents/Project Artifacts Delivery.docx
@@ -97,6 +97,13 @@
         </w:rPr>
         <w:t>Shattered Protocol</w:t>
       </w:r>
+      <w:r>
+        <w:rPr>
+          <w:b/>
+          <w:bCs/>
+        </w:rPr>
+        <w:t>s</w:t>
+      </w:r>
     </w:p>
     <w:p>
       <w:r>
@@ -269,12 +276,21 @@
       <w:r>
         <w:t xml:space="preserve">: </w:t>
       </w:r>
-      <w:r>
-        <w:rPr>
-          <w:b/>
-          <w:bCs/>
-        </w:rPr>
-        <w:t>_____________</w:t>
+      <w:proofErr w:type="spellStart"/>
+      <w:r>
+        <w:rPr>
+          <w:b/>
+          <w:bCs/>
+        </w:rPr>
+        <w:t>Juhan</w:t>
+      </w:r>
+      <w:proofErr w:type="spellEnd"/>
+      <w:r>
+        <w:rPr>
+          <w:b/>
+          <w:bCs/>
+        </w:rPr>
+        <w:t xml:space="preserve"> Hong</w:t>
       </w:r>
     </w:p>
     <w:p>
@@ -417,19 +433,7 @@
           <w:rPr>
             <w:rStyle w:val="Hyperlink"/>
           </w:rPr>
-          <w:t>https://github.com/TKayaFox/Shattered-Protocols-Text-RP</w:t>
-        </w:r>
-        <w:r>
-          <w:rPr>
-            <w:rStyle w:val="Hyperlink"/>
-          </w:rPr>
-          <w:t>G</w:t>
-        </w:r>
-        <w:r>
-          <w:rPr>
-            <w:rStyle w:val="Hyperlink"/>
-          </w:rPr>
-          <w:t>/tree/Development</w:t>
+          <w:t>https://github.com/TKayaFox/Shattered-Protocols-Text-RPG/tree/Development</w:t>
         </w:r>
       </w:hyperlink>
     </w:p>

--- a/Documents/Project Artifacts Delivery.docx
+++ b/Documents/Project Artifacts Delivery.docx
@@ -19,7 +19,25 @@
           <w:sz w:val="28"/>
           <w:szCs w:val="28"/>
         </w:rPr>
-        <w:t>FALL SEMESTER 2024 UCCS CS3300-003 or 004</w:t>
+        <w:t>FALL SEMESTER 2024 UCCS CS3300</w:t>
+      </w:r>
+      <w:r>
+        <w:rPr>
+          <w:b/>
+          <w:bCs/>
+          <w:sz w:val="28"/>
+          <w:szCs w:val="28"/>
+        </w:rPr>
+        <w:t>-</w:t>
+      </w:r>
+      <w:r>
+        <w:rPr>
+          <w:b/>
+          <w:bCs/>
+          <w:sz w:val="28"/>
+          <w:szCs w:val="28"/>
+        </w:rPr>
+        <w:t>004</w:t>
       </w:r>
     </w:p>
     <w:p>

--- a/Documents/Project Artifacts Delivery.docx
+++ b/Documents/Project Artifacts Delivery.docx
@@ -101,7 +101,7 @@
           <w:b/>
           <w:bCs/>
         </w:rPr>
-        <w:t>_______________</w:t>
+        <w:t>December 3, 2024</w:t>
       </w:r>
     </w:p>
     <w:p>
@@ -165,6 +165,10 @@
     <w:p>
       <w:pPr>
         <w:ind w:left="720"/>
+        <w:rPr>
+          <w:b/>
+          <w:bCs/>
+        </w:rPr>
       </w:pPr>
       <w:r>
         <w:t xml:space="preserve">PROJECT </w:t>
@@ -199,6 +203,25 @@
           <w:bCs/>
         </w:rPr>
         <w:t xml:space="preserve"> Hong</w:t>
+      </w:r>
+    </w:p>
+    <w:p>
+      <w:pPr>
+        <w:ind w:left="720"/>
+        <w:rPr>
+          <w:b/>
+          <w:bCs/>
+        </w:rPr>
+      </w:pPr>
+      <w:r>
+        <w:t xml:space="preserve">PROJECT EXECUTABLE: </w:t>
+      </w:r>
+      <w:r>
+        <w:rPr>
+          <w:b/>
+          <w:bCs/>
+        </w:rPr>
+        <w:t>Seth Welton</w:t>
       </w:r>
     </w:p>
     <w:p>
@@ -444,6 +467,7 @@
         <w:rPr>
           <w:color w:val="FF0000"/>
         </w:rPr>
+        <w:lastRenderedPageBreak/>
         <w:t xml:space="preserve">NOTE: If any items are missing, please visit out GitHub at: </w:t>
       </w:r>
       <w:hyperlink r:id="rId4" w:history="1">
@@ -457,7 +481,6 @@
     </w:p>
     <w:p>
       <w:r>
-        <w:lastRenderedPageBreak/>
         <w:t>Reminder, each team member must submit an Individual Report (2 pages)</w:t>
       </w:r>
       <w:r>
